--- a/backend/assets/caratula.docx
+++ b/backend/assets/caratula.docx
@@ -211,27 +211,7 @@
                 <w:szCs w:val="18"/>
                 <w:lang w:val="es-ES_tradnl"/>
               </w:rPr>
-              <w:t>{{</w:t>
-            </w:r>
-            <w:proofErr w:type="spellStart"/>
-            <w:r>
-              <w:rPr>
-                <w:rFonts w:ascii="Arial" w:hAnsi="Arial" w:cs="Arial"/>
-                <w:sz w:val="18"/>
-                <w:szCs w:val="18"/>
-                <w:lang w:val="es-ES_tradnl"/>
-              </w:rPr>
-              <w:t>noControl</w:t>
-            </w:r>
-            <w:proofErr w:type="spellEnd"/>
-            <w:r>
-              <w:rPr>
-                <w:rFonts w:ascii="Arial" w:hAnsi="Arial" w:cs="Arial"/>
-                <w:sz w:val="18"/>
-                <w:szCs w:val="18"/>
-                <w:lang w:val="es-ES_tradnl"/>
-              </w:rPr>
-              <w:t>}}</w:t>
+              <w:t>{{nombre}}</w:t>
             </w:r>
           </w:p>
         </w:tc>
@@ -253,44 +233,6 @@
                 <w:lang w:val="es-ES_tradnl"/>
               </w:rPr>
             </w:pPr>
-            <w:r>
-              <w:rPr>
-                <w:rFonts w:ascii="Arial" w:hAnsi="Arial" w:cs="Arial"/>
-                <w:sz w:val="18"/>
-                <w:szCs w:val="18"/>
-                <w:lang w:val="es-ES_tradnl"/>
-              </w:rPr>
-              <w:t>{{</w:t>
-            </w:r>
-            <w:proofErr w:type="spellStart"/>
-            <w:r>
-              <w:rPr>
-                <w:rFonts w:ascii="Arial" w:hAnsi="Arial" w:cs="Arial"/>
-                <w:sz w:val="18"/>
-                <w:szCs w:val="18"/>
-                <w:lang w:val="es-ES_tradnl"/>
-              </w:rPr>
-              <w:t>no</w:t>
-            </w:r>
-            <w:r>
-              <w:rPr>
-                <w:rFonts w:ascii="Arial" w:hAnsi="Arial" w:cs="Arial"/>
-                <w:sz w:val="18"/>
-                <w:szCs w:val="18"/>
-                <w:lang w:val="es-ES_tradnl"/>
-              </w:rPr>
-              <w:t>Asociado</w:t>
-            </w:r>
-            <w:proofErr w:type="spellEnd"/>
-            <w:r>
-              <w:rPr>
-                <w:rFonts w:ascii="Arial" w:hAnsi="Arial" w:cs="Arial"/>
-                <w:sz w:val="18"/>
-                <w:szCs w:val="18"/>
-                <w:lang w:val="es-ES_tradnl"/>
-              </w:rPr>
-              <w:t>}}</w:t>
-            </w:r>
           </w:p>
         </w:tc>
         <w:tc>
@@ -311,44 +253,6 @@
                 <w:lang w:val="es-ES_tradnl"/>
               </w:rPr>
             </w:pPr>
-            <w:r>
-              <w:rPr>
-                <w:rFonts w:ascii="Arial" w:hAnsi="Arial" w:cs="Arial"/>
-                <w:sz w:val="18"/>
-                <w:szCs w:val="18"/>
-                <w:lang w:val="es-ES_tradnl"/>
-              </w:rPr>
-              <w:t>{{</w:t>
-            </w:r>
-            <w:proofErr w:type="spellStart"/>
-            <w:r>
-              <w:rPr>
-                <w:rFonts w:ascii="Arial" w:hAnsi="Arial" w:cs="Arial"/>
-                <w:sz w:val="18"/>
-                <w:szCs w:val="18"/>
-                <w:lang w:val="es-ES_tradnl"/>
-              </w:rPr>
-              <w:t>fechaCR</w:t>
-            </w:r>
-            <w:proofErr w:type="spellEnd"/>
-            <w:r>
-              <w:rPr>
-                <w:rFonts w:ascii="Arial" w:hAnsi="Arial" w:cs="Arial"/>
-                <w:sz w:val="18"/>
-                <w:szCs w:val="18"/>
-                <w:lang w:val="es-ES_tradnl"/>
-              </w:rPr>
-              <w:t xml:space="preserve"> </w:t>
-            </w:r>
-            <w:r>
-              <w:rPr>
-                <w:rFonts w:ascii="Arial" w:hAnsi="Arial" w:cs="Arial"/>
-                <w:sz w:val="18"/>
-                <w:szCs w:val="18"/>
-                <w:lang w:val="es-ES_tradnl"/>
-              </w:rPr>
-              <w:t>}}</w:t>
-            </w:r>
           </w:p>
         </w:tc>
         <w:tc>
@@ -360,52 +264,13 @@
           <w:p>
             <w:pPr>
               <w:spacing w:after="0" w:line="240" w:lineRule="auto"/>
-              <w:jc w:val="center"/>
-              <w:rPr>
-                <w:rFonts w:ascii="Arial" w:hAnsi="Arial" w:cs="Arial"/>
-                <w:sz w:val="18"/>
-                <w:szCs w:val="18"/>
-                <w:lang w:val="es-ES_tradnl"/>
-              </w:rPr>
-            </w:pPr>
-            <w:r>
-              <w:rPr>
-                <w:rFonts w:ascii="Arial" w:hAnsi="Arial" w:cs="Arial"/>
-                <w:sz w:val="18"/>
-                <w:szCs w:val="18"/>
-                <w:lang w:val="es-ES_tradnl"/>
-              </w:rPr>
-              <w:t>{{</w:t>
-            </w:r>
-            <w:proofErr w:type="spellStart"/>
-            <w:r>
-              <w:rPr>
-                <w:rFonts w:ascii="Arial" w:hAnsi="Arial" w:cs="Arial"/>
-                <w:sz w:val="18"/>
-                <w:szCs w:val="18"/>
-                <w:lang w:val="es-ES_tradnl"/>
-              </w:rPr>
-              <w:t>fechaArea</w:t>
-            </w:r>
-            <w:proofErr w:type="spellEnd"/>
-            <w:r>
-              <w:rPr>
-                <w:rFonts w:ascii="Arial" w:hAnsi="Arial" w:cs="Arial"/>
-                <w:sz w:val="18"/>
-                <w:szCs w:val="18"/>
-                <w:lang w:val="es-ES_tradnl"/>
-              </w:rPr>
-              <w:t xml:space="preserve"> </w:t>
-            </w:r>
-            <w:r>
-              <w:rPr>
-                <w:rFonts w:ascii="Arial" w:hAnsi="Arial" w:cs="Arial"/>
-                <w:sz w:val="18"/>
-                <w:szCs w:val="18"/>
-                <w:lang w:val="es-ES_tradnl"/>
-              </w:rPr>
-              <w:t>}}</w:t>
-            </w:r>
+              <w:rPr>
+                <w:rFonts w:ascii="Arial" w:hAnsi="Arial" w:cs="Arial"/>
+                <w:sz w:val="18"/>
+                <w:szCs w:val="18"/>
+                <w:lang w:val="es-ES_tradnl"/>
+              </w:rPr>
+            </w:pPr>
           </w:p>
         </w:tc>
       </w:tr>
@@ -514,41 +379,13 @@
           <w:p>
             <w:pPr>
               <w:spacing w:after="0" w:line="240" w:lineRule="auto"/>
-              <w:jc w:val="center"/>
-              <w:rPr>
-                <w:rFonts w:ascii="Arial" w:hAnsi="Arial" w:cs="Arial"/>
-                <w:sz w:val="18"/>
-                <w:szCs w:val="18"/>
-                <w:lang w:val="es-ES_tradnl"/>
-              </w:rPr>
-            </w:pPr>
-            <w:r>
-              <w:rPr>
-                <w:rFonts w:ascii="Arial" w:hAnsi="Arial" w:cs="Arial"/>
-                <w:sz w:val="18"/>
-                <w:szCs w:val="18"/>
-                <w:lang w:val="es-ES_tradnl"/>
-              </w:rPr>
-              <w:t>{{</w:t>
-            </w:r>
-            <w:r>
-              <w:rPr>
-                <w:rFonts w:ascii="Arial" w:hAnsi="Arial" w:cs="Arial"/>
-                <w:sz w:val="18"/>
-                <w:szCs w:val="18"/>
-                <w:lang w:val="es-ES_tradnl"/>
-              </w:rPr>
-              <w:t>nombre</w:t>
-            </w:r>
-            <w:r>
-              <w:rPr>
-                <w:rFonts w:ascii="Arial" w:hAnsi="Arial" w:cs="Arial"/>
-                <w:sz w:val="18"/>
-                <w:szCs w:val="18"/>
-                <w:lang w:val="es-ES_tradnl"/>
-              </w:rPr>
-              <w:t>}}</w:t>
-            </w:r>
+              <w:rPr>
+                <w:rFonts w:ascii="Arial" w:hAnsi="Arial" w:cs="Arial"/>
+                <w:sz w:val="18"/>
+                <w:szCs w:val="18"/>
+                <w:lang w:val="es-ES_tradnl"/>
+              </w:rPr>
+            </w:pPr>
           </w:p>
         </w:tc>
         <w:tc>
@@ -560,41 +397,13 @@
           <w:p>
             <w:pPr>
               <w:spacing w:after="0" w:line="240" w:lineRule="auto"/>
-              <w:jc w:val="center"/>
-              <w:rPr>
-                <w:rFonts w:ascii="Arial" w:hAnsi="Arial" w:cs="Arial"/>
-                <w:sz w:val="18"/>
-                <w:szCs w:val="18"/>
-                <w:lang w:val="es-ES_tradnl"/>
-              </w:rPr>
-            </w:pPr>
-            <w:r>
-              <w:rPr>
-                <w:rFonts w:ascii="Arial" w:hAnsi="Arial" w:cs="Arial"/>
-                <w:sz w:val="18"/>
-                <w:szCs w:val="18"/>
-                <w:lang w:val="es-ES_tradnl"/>
-              </w:rPr>
-              <w:t>{{</w:t>
-            </w:r>
-            <w:r>
-              <w:rPr>
-                <w:rFonts w:ascii="Arial" w:hAnsi="Arial" w:cs="Arial"/>
-                <w:sz w:val="18"/>
-                <w:szCs w:val="18"/>
-                <w:lang w:val="es-ES_tradnl"/>
-              </w:rPr>
-              <w:t>paterno</w:t>
-            </w:r>
-            <w:r>
-              <w:rPr>
-                <w:rFonts w:ascii="Arial" w:hAnsi="Arial" w:cs="Arial"/>
-                <w:sz w:val="18"/>
-                <w:szCs w:val="18"/>
-                <w:lang w:val="es-ES_tradnl"/>
-              </w:rPr>
-              <w:t>}}</w:t>
-            </w:r>
+              <w:rPr>
+                <w:rFonts w:ascii="Arial" w:hAnsi="Arial" w:cs="Arial"/>
+                <w:sz w:val="18"/>
+                <w:szCs w:val="18"/>
+                <w:lang w:val="es-ES_tradnl"/>
+              </w:rPr>
+            </w:pPr>
           </w:p>
         </w:tc>
         <w:tc>
@@ -606,41 +415,13 @@
           <w:p>
             <w:pPr>
               <w:spacing w:after="0" w:line="240" w:lineRule="auto"/>
-              <w:jc w:val="center"/>
-              <w:rPr>
-                <w:rFonts w:ascii="Arial" w:hAnsi="Arial" w:cs="Arial"/>
-                <w:sz w:val="18"/>
-                <w:szCs w:val="18"/>
-                <w:lang w:val="es-ES_tradnl"/>
-              </w:rPr>
-            </w:pPr>
-            <w:r>
-              <w:rPr>
-                <w:rFonts w:ascii="Arial" w:hAnsi="Arial" w:cs="Arial"/>
-                <w:sz w:val="18"/>
-                <w:szCs w:val="18"/>
-                <w:lang w:val="es-ES_tradnl"/>
-              </w:rPr>
-              <w:t>{{</w:t>
-            </w:r>
-            <w:r>
-              <w:rPr>
-                <w:rFonts w:ascii="Arial" w:hAnsi="Arial" w:cs="Arial"/>
-                <w:sz w:val="18"/>
-                <w:szCs w:val="18"/>
-                <w:lang w:val="es-ES_tradnl"/>
-              </w:rPr>
-              <w:t>materno</w:t>
-            </w:r>
-            <w:r>
-              <w:rPr>
-                <w:rFonts w:ascii="Arial" w:hAnsi="Arial" w:cs="Arial"/>
-                <w:sz w:val="18"/>
-                <w:szCs w:val="18"/>
-                <w:lang w:val="es-ES_tradnl"/>
-              </w:rPr>
-              <w:t>}}</w:t>
-            </w:r>
+              <w:rPr>
+                <w:rFonts w:ascii="Arial" w:hAnsi="Arial" w:cs="Arial"/>
+                <w:sz w:val="18"/>
+                <w:szCs w:val="18"/>
+                <w:lang w:val="es-ES_tradnl"/>
+              </w:rPr>
+            </w:pPr>
           </w:p>
         </w:tc>
       </w:tr>
